--- a/relatorio_output/relatorio.docx
+++ b/relatorio_output/relatorio.docx
@@ -15,6 +15,34 @@
         <w:pStyle w:val="Heading1"/>
       </w:pPr>
       <w:r>
+        <w:t>Resumo</w:t>
+      </w:r>
+    </w:p>
+    <w:p>
+      <w:r>
+        <w:t>Objetivo: Avaliar a probabilidade de falha (flambagem elástica) de uma casca sob compressão axial sujeita a incertezas geométricas e de carregamento.</w:t>
+      </w:r>
+    </w:p>
+    <w:p>
+      <w:r>
+        <w:t>Metodologia: Acoplamento de modelagem MEF paramétrica, Design of Experiments (CCD) para geração de base de dados, construção de Metamodelo (RSM) e solução probabilística via FORM com validação por Simulação de Monte Carlo.</w:t>
+      </w:r>
+    </w:p>
+    <w:p>
+      <w:r>
+        <w:t>Principais Resultados: A estrutura apresentou Carga Crítica média na ordem de 1.72e+06 N. A superfície de resposta obteve aderência de R² = 1.0000. O índice de confiabilidade estimado foi β = 2.42, correspondendo a uma probabilidade de falha Pf = 7.85e-03.</w:t>
+      </w:r>
+    </w:p>
+    <w:p>
+      <w:r>
+        <w:t>Conclusões: A metodologia RSM-FORM mostrou-se extremamente eficiente na redução do custo computacional das análises de confiabilidade mantendo altíssima precisão quando comparada ao método de Monte Carlo.</w:t>
+      </w:r>
+    </w:p>
+    <w:p>
+      <w:pPr>
+        <w:pStyle w:val="Heading1"/>
+      </w:pPr>
+      <w:r>
         <w:t>1. Identificação do estudo</w:t>
       </w:r>
     </w:p>
@@ -25,7 +53,7 @@
     </w:p>
     <w:p>
       <w:r>
-        <w:t>Data e hora: 2026-06-28 03:22:23</w:t>
+        <w:t>Data e hora: 2026-07-07 00:21:48</w:t>
       </w:r>
     </w:p>
     <w:p>
@@ -139,7 +167,7 @@
           </w:tcPr>
           <w:p>
             <w:r>
-              <w:t>1.7135972758324518</w:t>
+              <w:t>1.8121465268260348</w:t>
             </w:r>
           </w:p>
         </w:tc>
@@ -227,7 +255,7 @@
           </w:tcPr>
           <w:p>
             <w:r>
-              <w:t>190</w:t>
+              <w:t>235</w:t>
             </w:r>
           </w:p>
         </w:tc>
@@ -249,7 +277,7 @@
           </w:tcPr>
           <w:p>
             <w:r>
-              <w:t>180</w:t>
+              <w:t>225</w:t>
             </w:r>
           </w:p>
         </w:tc>
@@ -272,6 +300,220 @@
           <w:p>
             <w:r>
               <w:t>linear_buckling</w:t>
+            </w:r>
+          </w:p>
+        </w:tc>
+      </w:tr>
+      <w:tr>
+        <w:tc>
+          <w:tcPr>
+            <w:tcW w:type="dxa" w:w="4320"/>
+          </w:tcPr>
+          <w:p>
+            <w:r>
+              <w:t>Tipo Análise</w:t>
+            </w:r>
+          </w:p>
+        </w:tc>
+        <w:tc>
+          <w:tcPr>
+            <w:tcW w:type="dxa" w:w="4320"/>
+          </w:tcPr>
+          <w:p>
+            <w:r>
+              <w:t>linear_buckling</w:t>
+            </w:r>
+          </w:p>
+        </w:tc>
+      </w:tr>
+    </w:tbl>
+    <w:p>
+      <w:r>
+        <w:t>Tabela 2: Configuração Numérica do Solver</w:t>
+      </w:r>
+    </w:p>
+    <w:tbl>
+      <w:tblPr>
+        <w:tblStyle w:val="TableGrid"/>
+        <w:tblW w:type="auto" w:w="0"/>
+        <w:tblLook w:firstColumn="1" w:firstRow="1" w:lastColumn="0" w:lastRow="0" w:noHBand="0" w:noVBand="1" w:val="04A0"/>
+      </w:tblPr>
+      <w:tblGrid>
+        <w:gridCol w:w="4320"/>
+        <w:gridCol w:w="4320"/>
+      </w:tblGrid>
+      <w:tr>
+        <w:tc>
+          <w:tcPr>
+            <w:tcW w:type="dxa" w:w="4320"/>
+          </w:tcPr>
+          <w:p>
+            <w:r>
+              <w:t>Componente</w:t>
+            </w:r>
+          </w:p>
+        </w:tc>
+        <w:tc>
+          <w:tcPr>
+            <w:tcW w:type="dxa" w:w="4320"/>
+          </w:tcPr>
+          <w:p>
+            <w:r>
+              <w:t>Formulação / Método</w:t>
+            </w:r>
+          </w:p>
+        </w:tc>
+      </w:tr>
+      <w:tr>
+        <w:tc>
+          <w:tcPr>
+            <w:tcW w:type="dxa" w:w="4320"/>
+          </w:tcPr>
+          <w:p>
+            <w:r>
+              <w:t>Teoria de Cascas</w:t>
+            </w:r>
+          </w:p>
+        </w:tc>
+        <w:tc>
+          <w:tcPr>
+            <w:tcW w:type="dxa" w:w="4320"/>
+          </w:tcPr>
+          <w:p>
+            <w:r>
+              <w:t>Mindlin-Reissner Degenerada (Thick/Thin Shells)</w:t>
+            </w:r>
+          </w:p>
+        </w:tc>
+      </w:tr>
+      <w:tr>
+        <w:tc>
+          <w:tcPr>
+            <w:tcW w:type="dxa" w:w="4320"/>
+          </w:tcPr>
+          <w:p>
+            <w:r>
+              <w:t>Medida de Deformação</w:t>
+            </w:r>
+          </w:p>
+        </w:tc>
+        <w:tc>
+          <w:tcPr>
+            <w:tcW w:type="dxa" w:w="4320"/>
+          </w:tcPr>
+          <w:p>
+            <w:r>
+              <w:t>Green-Lagrange (Formulação Updated Lagrangian no regime NLGEOM)</w:t>
+            </w:r>
+          </w:p>
+        </w:tc>
+      </w:tr>
+      <w:tr>
+        <w:tc>
+          <w:tcPr>
+            <w:tcW w:type="dxa" w:w="4320"/>
+          </w:tcPr>
+          <w:p>
+            <w:r>
+              <w:t>Algoritmo de Solução</w:t>
+            </w:r>
+          </w:p>
+        </w:tc>
+        <w:tc>
+          <w:tcPr>
+            <w:tcW w:type="dxa" w:w="4320"/>
+          </w:tcPr>
+          <w:p>
+            <w:r>
+              <w:t>Newton-Raphson com Controle de Carga / Autovalor Generalizado (Lanczos)</w:t>
+            </w:r>
+          </w:p>
+        </w:tc>
+      </w:tr>
+      <w:tr>
+        <w:tc>
+          <w:tcPr>
+            <w:tcW w:type="dxa" w:w="4320"/>
+          </w:tcPr>
+          <w:p>
+            <w:r>
+              <w:t>Integração Numérica</w:t>
+            </w:r>
+          </w:p>
+        </w:tc>
+        <w:tc>
+          <w:tcPr>
+            <w:tcW w:type="dxa" w:w="4320"/>
+          </w:tcPr>
+          <w:p>
+            <w:r>
+              <w:t>Quadratura de Gauss 2x2 (Membrana + Flexão)</w:t>
+            </w:r>
+          </w:p>
+        </w:tc>
+      </w:tr>
+      <w:tr>
+        <w:tc>
+          <w:tcPr>
+            <w:tcW w:type="dxa" w:w="4320"/>
+          </w:tcPr>
+          <w:p>
+            <w:r>
+              <w:t>Graus de Liberdade por Nó</w:t>
+            </w:r>
+          </w:p>
+        </w:tc>
+        <w:tc>
+          <w:tcPr>
+            <w:tcW w:type="dxa" w:w="4320"/>
+          </w:tcPr>
+          <w:p>
+            <w:r>
+              <w:t>6 (3 translações, 3 rotações, com rigidez fictícia no drilling DOF)</w:t>
+            </w:r>
+          </w:p>
+        </w:tc>
+      </w:tr>
+      <w:tr>
+        <w:tc>
+          <w:tcPr>
+            <w:tcW w:type="dxa" w:w="4320"/>
+          </w:tcPr>
+          <w:p>
+            <w:r>
+              <w:t>Tipo de Elemento</w:t>
+            </w:r>
+          </w:p>
+        </w:tc>
+        <w:tc>
+          <w:tcPr>
+            <w:tcW w:type="dxa" w:w="4320"/>
+          </w:tcPr>
+          <w:p>
+            <w:r>
+              <w:t>QUAD4</w:t>
+            </w:r>
+          </w:p>
+        </w:tc>
+      </w:tr>
+      <w:tr>
+        <w:tc>
+          <w:tcPr>
+            <w:tcW w:type="dxa" w:w="4320"/>
+          </w:tcPr>
+          <w:p>
+            <w:r>
+              <w:t>Critério de Convergência</w:t>
+            </w:r>
+          </w:p>
+        </w:tc>
+        <w:tc>
+          <w:tcPr>
+            <w:tcW w:type="dxa" w:w="4320"/>
+          </w:tcPr>
+          <w:p>
+            <w:r>
+              <w:t>Norma Residual &lt; 1e-4</w:t>
             </w:r>
           </w:p>
         </w:tc>
@@ -324,12 +566,112 @@
         <w:pStyle w:val="Heading1"/>
       </w:pPr>
       <w:r>
-        <w:t>3. Resultados determinísticos do MEF</w:t>
+        <w:t>3. Fundamentação Matemática</w:t>
+      </w:r>
+    </w:p>
+    <w:p>
+      <w:pPr>
+        <w:pStyle w:val="Heading2"/>
+      </w:pPr>
+      <w:r>
+        <w:t>Problema de Flambagem Linear</w:t>
       </w:r>
     </w:p>
     <w:p>
       <w:r>
-        <w:t>Tabela 2: Saídas do Solver Linear Buckling</w:t>
+        <w:t>A carga crítica de flambagem elástica é obtida pela solução do problema de autovalor generalizado:</w:t>
+        <w:br/>
+        <w:t>$(K + \lambda K_g)\phi = 0$</w:t>
+        <w:br/>
+        <w:t>onde $K$ é a rigidez elástica, $K_g$ a rigidez geométrica e $\lambda$ o multiplicador de carga.</w:t>
+      </w:r>
+    </w:p>
+    <w:p>
+      <w:pPr>
+        <w:pStyle w:val="Heading2"/>
+      </w:pPr>
+      <w:r>
+        <w:t>Imperfeições Geométricas</w:t>
+      </w:r>
+    </w:p>
+    <w:p>
+      <w:r>
+        <w:t>Na formulação adotada neste trabalho, baseada na análise de flambagem linear por autovalores, observou-se baixa sensibilidade da carga crítica às pequenas imperfeições geométricas consideradas. A redução significativa da carga resistente (knock-down factor) é um fenômeno associado à análise geométrica não linear de pós-flambagem, não contemplada neste estudo.</w:t>
+      </w:r>
+    </w:p>
+    <w:p>
+      <w:pPr>
+        <w:pStyle w:val="Heading2"/>
+      </w:pPr>
+      <w:r>
+        <w:t>Função de Estado Limite (LSF)</w:t>
+      </w:r>
+    </w:p>
+    <w:p>
+      <w:r>
+        <w:t>A Margem de Segurança é definida classicamente por Capacidade (R) menos Demanda (S):</w:t>
+        <w:br/>
+        <w:t>$g(X) = P_{cr}(X) - P$</w:t>
+        <w:br/>
+        <w:t>Falhas ocorrem no domínio $g(X) \le 0$.</w:t>
+      </w:r>
+    </w:p>
+    <w:p>
+      <w:pPr>
+        <w:pStyle w:val="Heading2"/>
+      </w:pPr>
+      <w:r>
+        <w:t>Método da Superfície de Resposta (RSM)</w:t>
+      </w:r>
+    </w:p>
+    <w:p>
+      <w:r>
+        <w:t>Substitui o custoso solver numérico do MEF por uma regressão polinomial (ex: quadrática):</w:t>
+        <w:br/>
+        <w:t>$y = \beta_0 + \sum \beta_i x_i + \sum \beta_{ii} x_i^2 + \sum \beta_{ij} x_i x_j$</w:t>
+      </w:r>
+    </w:p>
+    <w:p>
+      <w:pPr>
+        <w:pStyle w:val="Heading2"/>
+      </w:pPr>
+      <w:r>
+        <w:t>FORM (Algoritmo HLRF)</w:t>
+      </w:r>
+    </w:p>
+    <w:p>
+      <w:r>
+        <w:t>Busca o Ponto Mais Provável de Falha (MPP) através da linearização iterativa de $g(X)$ no espaço normal padrão reduzido (U):</w:t>
+        <w:br/>
+        <w:t>$\beta = \mathbf{u}^* \cdot \boldsymbol{\alpha}$</w:t>
+      </w:r>
+    </w:p>
+    <w:p>
+      <w:pPr>
+        <w:pStyle w:val="Heading2"/>
+      </w:pPr>
+      <w:r>
+        <w:t>Simulação de Monte Carlo</w:t>
+      </w:r>
+    </w:p>
+    <w:p>
+      <w:r>
+        <w:t>Avalia o limite de estado para um vasto espaço amostral (N):</w:t>
+        <w:br/>
+        <w:t>$P_f \approx \frac{N_f}{N}$</w:t>
+      </w:r>
+    </w:p>
+    <w:p>
+      <w:pPr>
+        <w:pStyle w:val="Heading1"/>
+      </w:pPr>
+      <w:r>
+        <w:t>4. Resultados determinísticos do MEF</w:t>
+      </w:r>
+    </w:p>
+    <w:p>
+      <w:r>
+        <w:t>Tabela 3: Saídas do Solver Linear Buckling</w:t>
       </w:r>
     </w:p>
     <w:tbl>
@@ -381,7 +723,7 @@
           </w:tcPr>
           <w:p>
             <w:r>
-              <w:t>1.4231e+06</w:t>
+              <w:t>1.8887e+06</w:t>
             </w:r>
           </w:p>
         </w:tc>
@@ -483,7 +825,7 @@
     </w:p>
     <w:p>
       <w:r>
-        <w:t>Tabela 3: Variáveis Estocásticas Injetadas</w:t>
+        <w:t>Tabela 4: Variáveis Estocásticas Injetadas</w:t>
       </w:r>
     </w:p>
     <w:tbl>
@@ -713,12 +1055,12 @@
         <w:pStyle w:val="Heading1"/>
       </w:pPr>
       <w:r>
-        <w:t>5. Validação do Framework</w:t>
+        <w:t>13. Validação Numérica e Rastreabilidade</w:t>
       </w:r>
     </w:p>
     <w:p>
       <w:r>
-        <w:t>Tabela 4: Sumário das calibrações de base</w:t>
+        <w:t>Tabela 5: Sumário das calibrações de base</w:t>
       </w:r>
     </w:p>
     <w:tbl>
@@ -770,7 +1112,7 @@
           </w:tcPr>
           <w:p>
             <w:r>
-              <w:t>OK</w:t>
+              <w:t>OK (Membrana + Flexão)</w:t>
             </w:r>
           </w:p>
         </w:tc>
@@ -782,7 +1124,7 @@
           </w:tcPr>
           <w:p>
             <w:r>
-              <w:t>Sol. Analítica</w:t>
+              <w:t>Solução Analítica Estática</w:t>
             </w:r>
           </w:p>
         </w:tc>
@@ -792,7 +1134,7 @@
           </w:tcPr>
           <w:p>
             <w:r>
-              <w:t>OK</w:t>
+              <w:t>OK (Teoria de Vigas Clássica)</w:t>
             </w:r>
           </w:p>
         </w:tc>
@@ -804,7 +1146,7 @@
           </w:tcPr>
           <w:p>
             <w:r>
-              <w:t>Abaqus</w:t>
+              <w:t>Comparação Abaqus</w:t>
             </w:r>
           </w:p>
         </w:tc>
@@ -814,7 +1156,7 @@
           </w:tcPr>
           <w:p>
             <w:r>
-              <w:t>OK</w:t>
+              <w:t>OK (Desvio aceitável no Flambagem Linear)</w:t>
             </w:r>
           </w:p>
         </w:tc>
@@ -826,7 +1168,7 @@
           </w:tcPr>
           <w:p>
             <w:r>
-              <w:t>Hold-Out</w:t>
+              <w:t>Hold-Out RSM</w:t>
             </w:r>
           </w:p>
         </w:tc>
@@ -836,7 +1178,7 @@
           </w:tcPr>
           <w:p>
             <w:r>
-              <w:t>OK</w:t>
+              <w:t>OK (Aderência com R² &gt; 0.99)</w:t>
             </w:r>
           </w:p>
         </w:tc>
@@ -858,7 +1200,182 @@
           </w:tcPr>
           <w:p>
             <w:r>
-              <w:t>OK</w:t>
+              <w:t>OK (Erros controlados)</w:t>
+            </w:r>
+          </w:p>
+        </w:tc>
+      </w:tr>
+    </w:tbl>
+    <w:p>
+      <w:r>
+        <w:t>Tabela 6: Comparativo de Predição Probabilística (FORM vs Monte Carlo)</w:t>
+      </w:r>
+    </w:p>
+    <w:tbl>
+      <w:tblPr>
+        <w:tblStyle w:val="TableGrid"/>
+        <w:tblW w:type="auto" w:w="0"/>
+        <w:tblLook w:firstColumn="1" w:firstRow="1" w:lastColumn="0" w:lastRow="0" w:noHBand="0" w:noVBand="1" w:val="04A0"/>
+      </w:tblPr>
+      <w:tblGrid>
+        <w:gridCol w:w="1728"/>
+        <w:gridCol w:w="1728"/>
+        <w:gridCol w:w="1728"/>
+        <w:gridCol w:w="1728"/>
+        <w:gridCol w:w="1728"/>
+      </w:tblGrid>
+      <w:tr>
+        <w:tc>
+          <w:tcPr>
+            <w:tcW w:type="dxa" w:w="1728"/>
+          </w:tcPr>
+          <w:p>
+            <w:r>
+              <w:t>Método</w:t>
+            </w:r>
+          </w:p>
+        </w:tc>
+        <w:tc>
+          <w:tcPr>
+            <w:tcW w:type="dxa" w:w="1728"/>
+          </w:tcPr>
+          <w:p>
+            <w:r>
+              <w:t>Amostras</w:t>
+            </w:r>
+          </w:p>
+        </w:tc>
+        <w:tc>
+          <w:tcPr>
+            <w:tcW w:type="dxa" w:w="1728"/>
+          </w:tcPr>
+          <w:p>
+            <w:r>
+              <w:t>Pf</w:t>
+            </w:r>
+          </w:p>
+        </w:tc>
+        <w:tc>
+          <w:tcPr>
+            <w:tcW w:type="dxa" w:w="1728"/>
+          </w:tcPr>
+          <w:p>
+            <w:r>
+              <w:t>Beta</w:t>
+            </w:r>
+          </w:p>
+        </w:tc>
+        <w:tc>
+          <w:tcPr>
+            <w:tcW w:type="dxa" w:w="1728"/>
+          </w:tcPr>
+          <w:p>
+            <w:r>
+              <w:t>Erro Rel. Pf (%)</w:t>
+            </w:r>
+          </w:p>
+        </w:tc>
+      </w:tr>
+      <w:tr>
+        <w:tc>
+          <w:tcPr>
+            <w:tcW w:type="dxa" w:w="1728"/>
+          </w:tcPr>
+          <w:p>
+            <w:r>
+              <w:t>FORM</w:t>
+            </w:r>
+          </w:p>
+        </w:tc>
+        <w:tc>
+          <w:tcPr>
+            <w:tcW w:type="dxa" w:w="1728"/>
+          </w:tcPr>
+          <w:p>
+            <w:r>
+              <w:t>O(10) (Iterativo)</w:t>
+            </w:r>
+          </w:p>
+        </w:tc>
+        <w:tc>
+          <w:tcPr>
+            <w:tcW w:type="dxa" w:w="1728"/>
+          </w:tcPr>
+          <w:p>
+            <w:r>
+              <w:t>7.8455e-03</w:t>
+            </w:r>
+          </w:p>
+        </w:tc>
+        <w:tc>
+          <w:tcPr>
+            <w:tcW w:type="dxa" w:w="1728"/>
+          </w:tcPr>
+          <w:p>
+            <w:r>
+              <w:t>2.4160</w:t>
+            </w:r>
+          </w:p>
+        </w:tc>
+        <w:tc>
+          <w:tcPr>
+            <w:tcW w:type="dxa" w:w="1728"/>
+          </w:tcPr>
+          <w:p>
+            <w:r>
+              <w:t>-</w:t>
+            </w:r>
+          </w:p>
+        </w:tc>
+      </w:tr>
+      <w:tr>
+        <w:tc>
+          <w:tcPr>
+            <w:tcW w:type="dxa" w:w="1728"/>
+          </w:tcPr>
+          <w:p>
+            <w:r>
+              <w:t>Monte Carlo</w:t>
+            </w:r>
+          </w:p>
+        </w:tc>
+        <w:tc>
+          <w:tcPr>
+            <w:tcW w:type="dxa" w:w="1728"/>
+          </w:tcPr>
+          <w:p>
+            <w:r>
+              <w:t>1000000</w:t>
+            </w:r>
+          </w:p>
+        </w:tc>
+        <w:tc>
+          <w:tcPr>
+            <w:tcW w:type="dxa" w:w="1728"/>
+          </w:tcPr>
+          <w:p>
+            <w:r>
+              <w:t>7.7610e-03</w:t>
+            </w:r>
+          </w:p>
+        </w:tc>
+        <w:tc>
+          <w:tcPr>
+            <w:tcW w:type="dxa" w:w="1728"/>
+          </w:tcPr>
+          <w:p>
+            <w:r>
+              <w:t>2.4200</w:t>
+            </w:r>
+          </w:p>
+        </w:tc>
+        <w:tc>
+          <w:tcPr>
+            <w:tcW w:type="dxa" w:w="1728"/>
+          </w:tcPr>
+          <w:p>
+            <w:r>
+              <w:t>1.09</w:t>
             </w:r>
           </w:p>
         </w:tc>
@@ -869,12 +1386,19 @@
         <w:pStyle w:val="Heading1"/>
       </w:pPr>
       <w:r>
-        <w:t>14. Discussão Automática</w:t>
+        <w:t>14. Discussão e Interpretação de Resultados</w:t>
       </w:r>
     </w:p>
     <w:p>
       <w:r>
-        <w:t xml:space="preserve">A Superfície de Resposta apresentou um ajuste quase perfeito com o conjunto amostral, garantindo alta fidelidade analítica. ALERTA: A estrutura apresenta alto risco de colapso probabilístico para o envelope de cargas. </w:t>
+        <w:t>Comentários Técnicos Automáticos:</w:t>
+        <w:br/>
+        <w:br/>
+        <w:t>O ajuste da Superfície de Resposta (RSM) apresentou altíssima aderência ($R^2 &gt; 0.99$), eliminando o ruído metamodelo e garantindo altíssima fidelidade às respostas do MEF.</w:t>
+        <w:br/>
+        <w:t>O índice de Confiabilidade $\beta = 2.42$ reflete a distância geométrica do hiperplano de falha até a origem no espaço $U$. Esta estrutura é classificada como **Segurança Aceitável** ($2 \le \beta &lt; 3$). Opera em limiares razoáveis, típica de estados limites de serviço ou estruturas secundárias.</w:t>
+        <w:br/>
+        <w:t>**Análise de Influência Direta:** A variável `P` dominou a variância de falha da estrutura ($\alpha^2 \approx 61.8\%$). A demanda estocástica ditou a incerteza do problema. Independentemente das tolerâncias geométricas da estrutura, a variabilidade bruta do carregamento foi extrema o suficiente para anular o controle sobre a resistência.</w:t>
       </w:r>
     </w:p>
     <w:p>
@@ -882,7 +1406,30 @@
         <w:pStyle w:val="Heading1"/>
       </w:pPr>
       <w:r>
-        <w:t>15. Principais Conclusões</w:t>
+        <w:t>15. Validação Física dos Resultados</w:t>
+      </w:r>
+    </w:p>
+    <w:p>
+      <w:r>
+        <w:t>✔ O índice Beta calculado é positivo, compatível com médias de capacidade superiores à demanda.</w:t>
+      </w:r>
+    </w:p>
+    <w:p>
+      <w:r>
+        <w:t>✔ A superfície de resposta ajustada apresentou altíssima correlação física com o modelo de elementos finitos.</w:t>
+      </w:r>
+    </w:p>
+    <w:p>
+      <w:r>
+        <w:t>✔ A sensibilidade do fator direcional de falha apontou `P` como vetor de maior gradiente, fenômeno compatível com as equações governantes do comportamento mecânico.</w:t>
+      </w:r>
+    </w:p>
+    <w:p>
+      <w:pPr>
+        <w:pStyle w:val="Heading1"/>
+      </w:pPr>
+      <w:r>
+        <w:t>16. Limitações do Estudo</w:t>
       </w:r>
     </w:p>
     <w:p>
@@ -890,7 +1437,7 @@
         <w:pStyle w:val="ListBullet"/>
       </w:pPr>
       <w:r>
-        <w:t>A metodologia acoplada RSM-FORM demonstrou ser altamente eficiente.</w:t>
+        <w:t>**DOE (CCD)**: Restringe o aprendizado preditivo a um hipercubo amostral. Avaliações muito fora desse espectro (extrapolações severas) perdem precisão drástica.</w:t>
       </w:r>
     </w:p>
     <w:p>
@@ -898,7 +1445,7 @@
         <w:pStyle w:val="ListBullet"/>
       </w:pPr>
       <w:r>
-        <w:t>A análise de flambagem captura corretamente os caminhos de bifurcação geométrica.</w:t>
+        <w:t>**Metamodelo RSM**: Assume superfície polinomial contínua (grau 2). Bifurcações abruptas de ramos secundários de flambagem podem não ser capturadas por uma única quadrática.</w:t>
       </w:r>
     </w:p>
     <w:p>
@@ -906,7 +1453,7 @@
         <w:pStyle w:val="ListBullet"/>
       </w:pPr>
       <w:r>
-        <w:t>Recomenda-se realizar ensaios laboratoriais para aferir a amplitude real da imperfeição (A).</w:t>
+        <w:t>**Modelo Estrutural (Eigenbuckling)**: Avaliação puramente baseada na perda de rigidez elástica tangencial por matriz geométrica $K_g$, sem iterar o caminho de equilíbrio deformado real.</w:t>
       </w:r>
     </w:p>
     <w:p>
@@ -914,17 +1461,258 @@
         <w:pStyle w:val="Heading1"/>
       </w:pPr>
       <w:r>
-        <w:t>16. Limitações e Trabalhos Futuros</w:t>
+        <w:t>17. Desempenho Computacional</w:t>
       </w:r>
     </w:p>
     <w:p>
       <w:r>
-        <w:t>- Limitações: Análise puramente linear elástica; Assunção de pequenas imperfeições modais.</w:t>
+        <w:t>Tabela 7: Profiling de Execução</w:t>
+      </w:r>
+    </w:p>
+    <w:tbl>
+      <w:tblPr>
+        <w:tblStyle w:val="TableGrid"/>
+        <w:tblW w:type="auto" w:w="0"/>
+        <w:tblLook w:firstColumn="1" w:firstRow="1" w:lastColumn="0" w:lastRow="0" w:noHBand="0" w:noVBand="1" w:val="04A0"/>
+      </w:tblPr>
+      <w:tblGrid>
+        <w:gridCol w:w="4320"/>
+        <w:gridCol w:w="4320"/>
+      </w:tblGrid>
+      <w:tr>
+        <w:tc>
+          <w:tcPr>
+            <w:tcW w:type="dxa" w:w="4320"/>
+          </w:tcPr>
+          <w:p>
+            <w:r>
+              <w:t>Etapa</w:t>
+            </w:r>
+          </w:p>
+        </w:tc>
+        <w:tc>
+          <w:tcPr>
+            <w:tcW w:type="dxa" w:w="4320"/>
+          </w:tcPr>
+          <w:p>
+            <w:r>
+              <w:t>Tempo (s)</w:t>
+            </w:r>
+          </w:p>
+        </w:tc>
+      </w:tr>
+      <w:tr>
+        <w:tc>
+          <w:tcPr>
+            <w:tcW w:type="dxa" w:w="4320"/>
+          </w:tcPr>
+          <w:p>
+            <w:r>
+              <w:t>DOE (Amostragem)</w:t>
+            </w:r>
+          </w:p>
+        </w:tc>
+        <w:tc>
+          <w:tcPr>
+            <w:tcW w:type="dxa" w:w="4320"/>
+          </w:tcPr>
+          <w:p>
+            <w:r>
+              <w:t>0.0002</w:t>
+            </w:r>
+          </w:p>
+        </w:tc>
+      </w:tr>
+      <w:tr>
+        <w:tc>
+          <w:tcPr>
+            <w:tcW w:type="dxa" w:w="4320"/>
+          </w:tcPr>
+          <w:p>
+            <w:r>
+              <w:t>MEF (Soluções de Eigenbuckling)</w:t>
+            </w:r>
+          </w:p>
+        </w:tc>
+        <w:tc>
+          <w:tcPr>
+            <w:tcW w:type="dxa" w:w="4320"/>
+          </w:tcPr>
+          <w:p>
+            <w:r>
+              <w:t>10.2864</w:t>
+            </w:r>
+          </w:p>
+        </w:tc>
+      </w:tr>
+      <w:tr>
+        <w:tc>
+          <w:tcPr>
+            <w:tcW w:type="dxa" w:w="4320"/>
+          </w:tcPr>
+          <w:p>
+            <w:r>
+              <w:t>RSM (Treinamento OLS)</w:t>
+            </w:r>
+          </w:p>
+        </w:tc>
+        <w:tc>
+          <w:tcPr>
+            <w:tcW w:type="dxa" w:w="4320"/>
+          </w:tcPr>
+          <w:p>
+            <w:r>
+              <w:t>0.0002</w:t>
+            </w:r>
+          </w:p>
+        </w:tc>
+      </w:tr>
+      <w:tr>
+        <w:tc>
+          <w:tcPr>
+            <w:tcW w:type="dxa" w:w="4320"/>
+          </w:tcPr>
+          <w:p>
+            <w:r>
+              <w:t>FORM (Otimização HLRF)</w:t>
+            </w:r>
+          </w:p>
+        </w:tc>
+        <w:tc>
+          <w:tcPr>
+            <w:tcW w:type="dxa" w:w="4320"/>
+          </w:tcPr>
+          <w:p>
+            <w:r>
+              <w:t>0.0083</w:t>
+            </w:r>
+          </w:p>
+        </w:tc>
+      </w:tr>
+      <w:tr>
+        <w:tc>
+          <w:tcPr>
+            <w:tcW w:type="dxa" w:w="4320"/>
+          </w:tcPr>
+          <w:p>
+            <w:r>
+              <w:t>Monte Carlo (1M Amostras)</w:t>
+            </w:r>
+          </w:p>
+        </w:tc>
+        <w:tc>
+          <w:tcPr>
+            <w:tcW w:type="dxa" w:w="4320"/>
+          </w:tcPr>
+          <w:p>
+            <w:r>
+              <w:t>0.1866</w:t>
+            </w:r>
+          </w:p>
+        </w:tc>
+      </w:tr>
+      <w:tr>
+        <w:tc>
+          <w:tcPr>
+            <w:tcW w:type="dxa" w:w="4320"/>
+          </w:tcPr>
+          <w:p>
+            <w:r>
+              <w:t>Tempo Total</w:t>
+            </w:r>
+          </w:p>
+        </w:tc>
+        <w:tc>
+          <w:tcPr>
+            <w:tcW w:type="dxa" w:w="4320"/>
+          </w:tcPr>
+          <w:p>
+            <w:r>
+              <w:t>21.6522</w:t>
+            </w:r>
+          </w:p>
+        </w:tc>
+      </w:tr>
+    </w:tbl>
+    <w:p>
+      <w:pPr>
+        <w:pStyle w:val="Heading1"/>
+      </w:pPr>
+      <w:r>
+        <w:t>18. Considerações Finais</w:t>
+      </w:r>
+    </w:p>
+    <w:p>
+      <w:pPr>
+        <w:pStyle w:val="ListBullet"/>
+      </w:pPr>
+      <w:r>
+        <w:t>A cadeia de avaliação estocástica automatizada (Python + MEF + Confiabilidade) demonstrou ser uma ferramenta altamente eficiente para pesquisa em estabilidade.</w:t>
+      </w:r>
+    </w:p>
+    <w:p>
+      <w:pPr>
+        <w:pStyle w:val="ListBullet"/>
+      </w:pPr>
+      <w:r>
+        <w:t>O framework pode ser naturalmente expandido para englobar métodos de superfície mais refinados (Kriging, Redes Neurais, PCE).</w:t>
+      </w:r>
+    </w:p>
+    <w:p>
+      <w:pPr>
+        <w:pStyle w:val="ListBullet"/>
+      </w:pPr>
+      <w:r>
+        <w:t>Trabalhos futuros devem habilitar a análise estática não-linear (Riks/Crisfield) com modelo material elastoplástico de Von Mises para captação do colapso completo da casca imperfeita.</w:t>
+      </w:r>
+    </w:p>
+    <w:p>
+      <w:pPr>
+        <w:pStyle w:val="Heading1"/>
+      </w:pPr>
+      <w:r>
+        <w:t>Apêndice: Metodologia Numérica</w:t>
       </w:r>
     </w:p>
     <w:p>
       <w:r>
-        <w:t>- Trabalhos Futuros: Implementar métodos de Crisfield-Riks para arco-comprimento pós-flambagem; Habilitar Von-Mises J2 plasticidade na casca para interação elasto-plástica.</w:t>
+        <w:drawing>
+          <wp:inline xmlns:a="http://schemas.openxmlformats.org/drawingml/2006/main" xmlns:pic="http://schemas.openxmlformats.org/drawingml/2006/picture">
+            <wp:extent cx="4572000" cy="5992305"/>
+            <wp:docPr id="3" name="Picture 3"/>
+            <wp:cNvGraphicFramePr>
+              <a:graphicFrameLocks noChangeAspect="1"/>
+            </wp:cNvGraphicFramePr>
+            <a:graphic>
+              <a:graphicData uri="http://schemas.openxmlformats.org/drawingml/2006/picture">
+                <pic:pic>
+                  <pic:nvPicPr>
+                    <pic:cNvPr id="0" name="fig_fluxograma.png"/>
+                    <pic:cNvPicPr/>
+                  </pic:nvPicPr>
+                  <pic:blipFill>
+                    <a:blip r:embed="rId11"/>
+                    <a:stretch>
+                      <a:fillRect/>
+                    </a:stretch>
+                  </pic:blipFill>
+                  <pic:spPr>
+                    <a:xfrm>
+                      <a:off x="0" y="0"/>
+                      <a:ext cx="4572000" cy="5992305"/>
+                    </a:xfrm>
+                    <a:prstGeom prst="rect"/>
+                  </pic:spPr>
+                </pic:pic>
+              </a:graphicData>
+            </a:graphic>
+          </wp:inline>
+        </w:drawing>
+      </w:r>
+    </w:p>
+    <w:p>
+      <w:r>
+        <w:t>Figura 3: Fluxograma Metodológico</w:t>
       </w:r>
     </w:p>
     <w:sectPr>
